--- a/docs/1 硕士论文.docx
+++ b/docs/1 硕士论文.docx
@@ -6366,9 +6366,6 @@
           <w:p>
             <w:pPr>
               <w:pStyle w:val="aff0"/>
-              <w:rPr>
-                <w:rFonts w:hint="eastAsia"/>
-              </w:rPr>
             </w:pPr>
             <w:r>
               <w:rPr>
@@ -6433,7 +6430,7 @@
               <w:pStyle w:val="aff0"/>
               <w:jc w:val="center"/>
               <w:rPr>
-                <w:rFonts w:cs="Times New Roman" w:hint="eastAsia"/>
+                <w:rFonts w:cs="Times New Roman"/>
               </w:rPr>
             </w:pPr>
             <m:oMathPara>
@@ -6476,9 +6473,6 @@
           <w:p>
             <w:pPr>
               <w:pStyle w:val="aff0"/>
-              <w:rPr>
-                <w:rFonts w:hint="eastAsia"/>
-              </w:rPr>
             </w:pPr>
             <w:r>
               <w:rPr>
@@ -6585,9 +6579,6 @@
           <w:p>
             <w:pPr>
               <w:pStyle w:val="aff0"/>
-              <w:rPr>
-                <w:rFonts w:hint="eastAsia"/>
-              </w:rPr>
             </w:pPr>
             <w:r>
               <w:rPr>
@@ -6691,9 +6682,6 @@
           <w:p>
             <w:pPr>
               <w:pStyle w:val="aff0"/>
-              <w:rPr>
-                <w:rFonts w:hint="eastAsia"/>
-              </w:rPr>
             </w:pPr>
             <w:r>
               <w:rPr>
@@ -6797,9 +6785,6 @@
           <w:p>
             <w:pPr>
               <w:pStyle w:val="aff0"/>
-              <w:rPr>
-                <w:rFonts w:hint="eastAsia"/>
-              </w:rPr>
             </w:pPr>
             <w:r>
               <w:rPr>
@@ -6840,9 +6825,6 @@
         <w:adjustRightInd w:val="0"/>
         <w:spacing w:line="360" w:lineRule="atLeast"/>
         <w:ind w:firstLine="480"/>
-        <w:rPr>
-          <w:rFonts w:hint="eastAsia"/>
-        </w:rPr>
       </w:pPr>
     </w:p>
     <w:p>
@@ -7208,7 +7190,6 @@
         <w:adjustRightInd w:val="0"/>
         <w:ind w:firstLine="480"/>
         <w:rPr>
-          <w:rFonts w:hint="eastAsia"/>
           <w:szCs w:val="28"/>
         </w:rPr>
       </w:pPr>
@@ -7265,7 +7246,6 @@
         <w:adjustRightInd w:val="0"/>
         <w:ind w:firstLine="480"/>
         <w:rPr>
-          <w:rFonts w:hint="eastAsia"/>
           <w:szCs w:val="28"/>
         </w:rPr>
       </w:pPr>
@@ -7302,7 +7282,6 @@
         <w:adjustRightInd w:val="0"/>
         <w:ind w:firstLine="480"/>
         <w:rPr>
-          <w:rFonts w:hint="eastAsia"/>
           <w:szCs w:val="28"/>
         </w:rPr>
       </w:pPr>
@@ -7405,7 +7384,6 @@
         <w:adjustRightInd w:val="0"/>
         <w:ind w:firstLine="480"/>
         <w:rPr>
-          <w:rFonts w:hint="eastAsia"/>
           <w:szCs w:val="28"/>
         </w:rPr>
       </w:pPr>
@@ -7442,7 +7420,6 @@
         <w:adjustRightInd w:val="0"/>
         <w:ind w:firstLine="480"/>
         <w:rPr>
-          <w:rFonts w:hint="eastAsia"/>
           <w:szCs w:val="28"/>
         </w:rPr>
       </w:pPr>
@@ -7459,7 +7436,6 @@
         <w:adjustRightInd w:val="0"/>
         <w:ind w:firstLine="480"/>
         <w:rPr>
-          <w:rFonts w:hint="eastAsia"/>
           <w:szCs w:val="28"/>
         </w:rPr>
         <w:sectPr>
@@ -7498,9 +7474,6 @@
       <w:pPr>
         <w:pStyle w:val="2"/>
         <w:ind w:left="0"/>
-        <w:rPr>
-          <w:rFonts w:hint="eastAsia"/>
-        </w:rPr>
       </w:pPr>
       <w:r>
         <w:rPr>
@@ -7526,7 +7499,6 @@
         <w:adjustRightInd w:val="0"/>
         <w:ind w:firstLine="480"/>
         <w:rPr>
-          <w:rFonts w:hint="eastAsia"/>
           <w:szCs w:val="28"/>
         </w:rPr>
       </w:pPr>
@@ -7601,9 +7573,6 @@
       <w:pPr>
         <w:adjustRightInd w:val="0"/>
         <w:ind w:firstLine="480"/>
-        <w:rPr>
-          <w:rFonts w:hint="eastAsia"/>
-        </w:rPr>
       </w:pPr>
       <w:r>
         <w:rPr>
@@ -7629,9 +7598,6 @@
     <w:p>
       <w:pPr>
         <w:ind w:firstLine="480"/>
-        <w:rPr>
-          <w:rFonts w:hint="eastAsia"/>
-        </w:rPr>
         <w:sectPr>
           <w:headerReference w:type="default" r:id="rId35"/>
           <w:footnotePr>
@@ -7667,9 +7633,6 @@
       <w:pPr>
         <w:pStyle w:val="1"/>
         <w:ind w:left="0" w:firstLine="0"/>
-        <w:rPr>
-          <w:rFonts w:hint="eastAsia"/>
-        </w:rPr>
       </w:pPr>
       <w:bookmarkStart w:id="14" w:name="_Toc223355234"/>
       <w:r>
@@ -7677,9 +7640,15 @@
           <w:rFonts w:hint="eastAsia"/>
         </w:rPr>
         <w:lastRenderedPageBreak/>
-        <w:t>基于变系数自回归模型的生成对抗网络插补</w:t>
+        <w:t>基于变系数自回归的对抗插补</w:t>
       </w:r>
       <w:bookmarkEnd w:id="14"/>
+      <w:r>
+        <w:rPr>
+          <w:rFonts w:hint="eastAsia"/>
+        </w:rPr>
+        <w:t>网络</w:t>
+      </w:r>
     </w:p>
     <w:p>
       <w:pPr>
@@ -7732,6 +7701,12 @@
         <w:rPr>
           <w:rFonts w:hint="eastAsia"/>
         </w:rPr>
+        <w:t>生成器：</w:t>
+      </w:r>
+      <w:r>
+        <w:rPr>
+          <w:rFonts w:hint="eastAsia"/>
+        </w:rPr>
         <w:t>变系数自回归插补</w:t>
       </w:r>
     </w:p>
@@ -7739,9 +7714,6 @@
       <w:pPr>
         <w:adjustRightInd w:val="0"/>
         <w:ind w:firstLine="480"/>
-        <w:rPr>
-          <w:rFonts w:hint="eastAsia"/>
-        </w:rPr>
       </w:pPr>
       <w:r>
         <w:rPr>
@@ -7765,6 +7737,12 @@
         <w:rPr>
           <w:rFonts w:hint="eastAsia"/>
         </w:rPr>
+        <w:t>判别器：</w:t>
+      </w:r>
+      <w:r>
+        <w:rPr>
+          <w:rFonts w:hint="eastAsia"/>
+        </w:rPr>
         <w:t>卷积判别网络</w:t>
       </w:r>
     </w:p>
@@ -7795,16 +7773,13 @@
         <w:rPr>
           <w:rFonts w:hint="eastAsia"/>
         </w:rPr>
-        <w:t>对抗训练插补</w:t>
+        <w:t>对抗训练</w:t>
       </w:r>
     </w:p>
     <w:p>
       <w:pPr>
         <w:adjustRightInd w:val="0"/>
         <w:ind w:firstLine="480"/>
-        <w:rPr>
-          <w:rFonts w:hint="eastAsia"/>
-        </w:rPr>
       </w:pPr>
       <w:r>
         <w:rPr>
@@ -7851,7 +7826,6 @@
       <w:pPr>
         <w:ind w:firstLine="480"/>
         <w:rPr>
-          <w:rFonts w:hint="eastAsia"/>
           <w:szCs w:val="28"/>
         </w:rPr>
       </w:pPr>
@@ -7943,6 +7917,13 @@
       </w:pPr>
       <w:r>
         <w:rPr>
+          <w:rFonts w:hint="eastAsia"/>
+          <w:szCs w:val="28"/>
+        </w:rPr>
+        <w:t>R</w:t>
+      </w:r>
+      <w:r>
+        <w:rPr>
           <w:szCs w:val="28"/>
         </w:rPr>
         <w:t>M</w:t>
@@ -7979,9 +7960,6 @@
     <w:p>
       <w:pPr>
         <w:ind w:firstLine="480"/>
-        <w:rPr>
-          <w:rFonts w:hint="eastAsia"/>
-        </w:rPr>
       </w:pPr>
       <w:r>
         <w:rPr>
@@ -8008,9 +7986,6 @@
     <w:p>
       <w:pPr>
         <w:ind w:firstLine="480"/>
-        <w:rPr>
-          <w:rFonts w:hint="eastAsia"/>
-        </w:rPr>
       </w:pPr>
       <w:r>
         <w:rPr>
@@ -8023,9 +7998,6 @@
       <w:pPr>
         <w:pStyle w:val="1"/>
         <w:ind w:left="0" w:firstLine="0"/>
-        <w:rPr>
-          <w:rFonts w:hint="eastAsia"/>
-        </w:rPr>
       </w:pPr>
       <w:bookmarkStart w:id="22" w:name="_Toc223355244"/>
       <w:r>
@@ -8033,19 +8005,7 @@
           <w:rFonts w:hint="eastAsia"/>
         </w:rPr>
         <w:lastRenderedPageBreak/>
-        <w:t>基于</w:t>
-      </w:r>
-      <w:r>
-        <w:rPr>
-          <w:rFonts w:hint="eastAsia"/>
-        </w:rPr>
-        <w:t>地理变系数</w:t>
-      </w:r>
-      <w:r>
-        <w:rPr>
-          <w:rFonts w:hint="eastAsia"/>
-        </w:rPr>
-        <w:t>自回归的插补</w:t>
+        <w:t>基于地理变系数自回归的插补</w:t>
       </w:r>
       <w:r>
         <w:rPr>
@@ -8102,22 +8062,23 @@
         </w:rPr>
         <w:t xml:space="preserve"> </w:t>
       </w:r>
-      <w:bookmarkStart w:id="24" w:name="_Toc223355246"/>
-      <w:r>
-        <w:rPr>
-          <w:rFonts w:hint="eastAsia"/>
-        </w:rPr>
-        <w:t>算法一部分</w:t>
-      </w:r>
-      <w:bookmarkEnd w:id="24"/>
+      <w:r>
+        <w:rPr>
+          <w:rFonts w:hint="eastAsia"/>
+        </w:rPr>
+        <w:t>风向</w:t>
+      </w:r>
+      <w:r>
+        <w:rPr>
+          <w:rFonts w:hint="eastAsia"/>
+        </w:rPr>
+        <w:t>相关的建模部分</w:t>
+      </w:r>
     </w:p>
     <w:p>
       <w:pPr>
         <w:adjustRightInd w:val="0"/>
         <w:ind w:firstLine="480"/>
-        <w:rPr>
-          <w:rFonts w:hint="eastAsia"/>
-        </w:rPr>
       </w:pPr>
       <w:r>
         <w:rPr>
@@ -8137,14 +8098,21 @@
         </w:rPr>
         <w:t xml:space="preserve"> </w:t>
       </w:r>
-      <w:bookmarkStart w:id="25" w:name="_Toc223355247"/>
-      <w:r>
-        <w:rPr>
-          <w:rFonts w:hint="eastAsia"/>
-        </w:rPr>
-        <w:t>算法二部分</w:t>
-      </w:r>
-      <w:bookmarkEnd w:id="25"/>
+      <w:r>
+        <w:t>T</w:t>
+      </w:r>
+      <w:r>
+        <w:rPr>
+          <w:rFonts w:hint="eastAsia"/>
+        </w:rPr>
+        <w:t>ransformer</w:t>
+      </w:r>
+      <w:r>
+        <w:rPr>
+          <w:rFonts w:hint="eastAsia"/>
+        </w:rPr>
+        <w:t>部分</w:t>
+      </w:r>
     </w:p>
     <w:p>
       <w:pPr>
@@ -8163,28 +8131,28 @@
         <w:pStyle w:val="2"/>
         <w:ind w:left="0"/>
       </w:pPr>
-      <w:bookmarkStart w:id="26" w:name="_Toc223355248"/>
+      <w:bookmarkStart w:id="24" w:name="_Toc223355248"/>
       <w:r>
         <w:rPr>
           <w:rFonts w:hint="eastAsia"/>
         </w:rPr>
         <w:t>实验与分析</w:t>
       </w:r>
-      <w:bookmarkEnd w:id="26"/>
+      <w:bookmarkEnd w:id="24"/>
     </w:p>
     <w:p>
       <w:pPr>
         <w:pStyle w:val="3"/>
         <w:ind w:left="0"/>
       </w:pPr>
-      <w:bookmarkStart w:id="27" w:name="_Toc223355249"/>
+      <w:bookmarkStart w:id="25" w:name="_Toc223355249"/>
       <w:r>
         <w:rPr>
           <w:rFonts w:hint="eastAsia"/>
         </w:rPr>
         <w:t>数据集介绍</w:t>
       </w:r>
-      <w:bookmarkEnd w:id="27"/>
+      <w:bookmarkEnd w:id="25"/>
     </w:p>
     <w:p>
       <w:pPr>
@@ -8236,14 +8204,14 @@
         <w:pStyle w:val="3"/>
         <w:ind w:left="0"/>
       </w:pPr>
-      <w:bookmarkStart w:id="28" w:name="_Toc223355250"/>
+      <w:bookmarkStart w:id="26" w:name="_Toc223355250"/>
       <w:r>
         <w:rPr>
           <w:rFonts w:hint="eastAsia"/>
         </w:rPr>
         <w:t>实验设置</w:t>
       </w:r>
-      <w:bookmarkEnd w:id="28"/>
+      <w:bookmarkEnd w:id="26"/>
     </w:p>
     <w:p>
       <w:pPr>
@@ -8265,14 +8233,14 @@
         <w:pStyle w:val="3"/>
         <w:ind w:left="0"/>
       </w:pPr>
-      <w:bookmarkStart w:id="29" w:name="_Toc223355251"/>
+      <w:bookmarkStart w:id="27" w:name="_Toc223355251"/>
       <w:r>
         <w:rPr>
           <w:rFonts w:hint="eastAsia"/>
         </w:rPr>
         <w:t>评价指标</w:t>
       </w:r>
-      <w:bookmarkEnd w:id="29"/>
+      <w:bookmarkEnd w:id="27"/>
     </w:p>
     <w:p>
       <w:pPr>
@@ -8294,21 +8262,18 @@
         <w:pStyle w:val="3"/>
         <w:ind w:left="0"/>
       </w:pPr>
-      <w:bookmarkStart w:id="30" w:name="_Toc223355252"/>
+      <w:bookmarkStart w:id="28" w:name="_Toc223355252"/>
       <w:r>
         <w:rPr>
           <w:rFonts w:hint="eastAsia"/>
         </w:rPr>
         <w:t>结果分析</w:t>
       </w:r>
-      <w:bookmarkEnd w:id="30"/>
+      <w:bookmarkEnd w:id="28"/>
     </w:p>
     <w:p>
       <w:pPr>
         <w:ind w:firstLine="480"/>
-        <w:rPr>
-          <w:rFonts w:hint="eastAsia"/>
-        </w:rPr>
       </w:pPr>
       <w:r>
         <w:rPr>
@@ -8323,21 +8288,18 @@
         <w:pStyle w:val="2"/>
         <w:ind w:left="0"/>
       </w:pPr>
-      <w:bookmarkStart w:id="31" w:name="_Toc223355253"/>
+      <w:bookmarkStart w:id="29" w:name="_Toc223355253"/>
       <w:r>
         <w:rPr>
           <w:rFonts w:hint="eastAsia"/>
         </w:rPr>
         <w:t>本章小结</w:t>
       </w:r>
-      <w:bookmarkEnd w:id="31"/>
+      <w:bookmarkEnd w:id="29"/>
     </w:p>
     <w:p>
       <w:pPr>
         <w:ind w:firstLine="480"/>
-        <w:rPr>
-          <w:rFonts w:hint="eastAsia"/>
-        </w:rPr>
       </w:pPr>
       <w:r>
         <w:rPr>
@@ -8349,9 +8311,6 @@
     <w:p>
       <w:pPr>
         <w:ind w:firstLine="480"/>
-        <w:rPr>
-          <w:rFonts w:hint="eastAsia"/>
-        </w:rPr>
       </w:pPr>
     </w:p>
     <w:p>
@@ -8359,9 +8318,6 @@
         <w:adjustRightInd w:val="0"/>
         <w:spacing w:line="400" w:lineRule="atLeast"/>
         <w:ind w:firstLineChars="0"/>
-        <w:rPr>
-          <w:rFonts w:hint="eastAsia"/>
-        </w:rPr>
         <w:sectPr>
           <w:footnotePr>
             <w:numFmt w:val="decimalEnclosedCircleChinese"/>
@@ -8378,24 +8334,18 @@
       <w:pPr>
         <w:pStyle w:val="1"/>
         <w:ind w:left="0" w:firstLine="0"/>
-        <w:rPr>
-          <w:rFonts w:hint="eastAsia"/>
-        </w:rPr>
-      </w:pPr>
-      <w:bookmarkStart w:id="32" w:name="_Toc223355254"/>
+      </w:pPr>
+      <w:bookmarkStart w:id="30" w:name="_Toc223355254"/>
       <w:r>
         <w:lastRenderedPageBreak/>
         <w:t>结论</w:t>
       </w:r>
-      <w:bookmarkEnd w:id="32"/>
+      <w:bookmarkEnd w:id="30"/>
     </w:p>
     <w:p>
       <w:pPr>
         <w:adjustRightInd w:val="0"/>
         <w:ind w:firstLine="480"/>
-        <w:rPr>
-          <w:rFonts w:hint="eastAsia"/>
-        </w:rPr>
       </w:pPr>
       <w:r>
         <w:rPr>
@@ -8435,7 +8385,7 @@
         </w:numPr>
         <w:topLinePunct/>
       </w:pPr>
-      <w:bookmarkStart w:id="33" w:name="_Toc223355255"/>
+      <w:bookmarkStart w:id="31" w:name="_Toc223355255"/>
       <w:r>
         <w:rPr>
           <w:rFonts w:hint="eastAsia"/>
@@ -8464,7 +8414,7 @@
         </w:rPr>
         <w:t>谢</w:t>
       </w:r>
-      <w:bookmarkEnd w:id="33"/>
+      <w:bookmarkEnd w:id="31"/>
     </w:p>
     <w:p>
       <w:pPr>
@@ -8487,7 +8437,19 @@
         <w:rPr>
           <w:rFonts w:hint="eastAsia"/>
         </w:rPr>
-        <w:t>对本人的精心指导与帮助。</w:t>
+        <w:t>对本人的</w:t>
+      </w:r>
+      <w:r>
+        <w:rPr>
+          <w:rFonts w:hint="eastAsia"/>
+        </w:rPr>
+        <w:t>悉心</w:t>
+      </w:r>
+      <w:r>
+        <w:rPr>
+          <w:rFonts w:hint="eastAsia"/>
+        </w:rPr>
+        <w:t>指导与帮助。</w:t>
       </w:r>
     </w:p>
     <w:p>
@@ -8551,7 +8513,7 @@
         </w:numPr>
         <w:topLinePunct/>
       </w:pPr>
-      <w:bookmarkStart w:id="34" w:name="_Toc223355256"/>
+      <w:bookmarkStart w:id="32" w:name="_Toc223355256"/>
       <w:r>
         <w:rPr>
           <w:rFonts w:hint="eastAsia"/>
@@ -8559,7 +8521,7 @@
         <w:lastRenderedPageBreak/>
         <w:t>参考文献</w:t>
       </w:r>
-      <w:bookmarkEnd w:id="34"/>
+      <w:bookmarkEnd w:id="32"/>
     </w:p>
     <w:p>
       <w:pPr>
@@ -8640,9 +8602,6 @@
       <w:pPr>
         <w:pStyle w:val="a"/>
         <w:ind w:left="525" w:hanging="525"/>
-        <w:rPr>
-          <w:rFonts w:hint="eastAsia"/>
-        </w:rPr>
       </w:pPr>
       <w:r>
         <w:rPr>
@@ -8711,17 +8670,11 @@
     <w:p>
       <w:pPr>
         <w:ind w:firstLine="480"/>
-        <w:rPr>
-          <w:rFonts w:hint="eastAsia"/>
-        </w:rPr>
       </w:pPr>
     </w:p>
     <w:p>
       <w:pPr>
         <w:ind w:firstLine="480"/>
-        <w:rPr>
-          <w:rFonts w:hint="eastAsia"/>
-        </w:rPr>
         <w:sectPr>
           <w:headerReference w:type="default" r:id="rId38"/>
           <w:footnotePr>
@@ -8734,8 +8687,8 @@
           <w:docGrid w:linePitch="312"/>
         </w:sectPr>
       </w:pPr>
-      <w:bookmarkStart w:id="35" w:name="_Ref92353352"/>
-      <w:bookmarkStart w:id="36" w:name="_Toc92377606"/>
+      <w:bookmarkStart w:id="33" w:name="_Ref92353352"/>
+      <w:bookmarkStart w:id="34" w:name="_Toc92377606"/>
       <w:bookmarkEnd w:id="0"/>
     </w:p>
     <w:p>
@@ -8747,7 +8700,7 @@
         </w:numPr>
         <w:topLinePunct/>
       </w:pPr>
-      <w:bookmarkStart w:id="37" w:name="_Toc223355257"/>
+      <w:bookmarkStart w:id="35" w:name="_Toc223355257"/>
       <w:r>
         <w:rPr>
           <w:rFonts w:hint="eastAsia"/>
@@ -8779,9 +8732,9 @@
         </w:rPr>
         <w:t>学位期间取得的研究成果</w:t>
       </w:r>
+      <w:bookmarkEnd w:id="33"/>
+      <w:bookmarkEnd w:id="34"/>
       <w:bookmarkEnd w:id="35"/>
-      <w:bookmarkEnd w:id="36"/>
-      <w:bookmarkEnd w:id="37"/>
     </w:p>
     <w:p>
       <w:pPr>

--- a/docs/1 硕士论文.docx
+++ b/docs/1 硕士论文.docx
@@ -7652,6 +7652,32 @@
     </w:p>
     <w:p>
       <w:pPr>
+        <w:ind w:firstLine="480"/>
+        <w:rPr>
+          <w:rFonts w:hint="eastAsia"/>
+        </w:rPr>
+      </w:pPr>
+      <w:r>
+        <w:rPr>
+          <w:rFonts w:hint="eastAsia"/>
+        </w:rPr>
+        <w:t>在实际气象监测站网中，由于传感器故障、通信中断或极端天气等原因，收集到的风速数据往往存在缺失。这种时空序列上的缺失不仅破坏了数据的完整性，也严重影响了下游气象预报和风能评估任务的准确性。风速作为一种具有高频波动和强烈空间依赖特征的气象变量，其变化受到复杂三维地形（如海拔、坡向）和风向等物理流体规律的直接影响。传统的数据插补方法（如均值插补、</w:t>
+      </w:r>
+      <w:r>
+        <w:rPr>
+          <w:rFonts w:hint="eastAsia"/>
+        </w:rPr>
+        <w:t>K</w:t>
+      </w:r>
+      <w:r>
+        <w:rPr>
+          <w:rFonts w:hint="eastAsia"/>
+        </w:rPr>
+        <w:t>近邻或简单的空间逆距离插值）以及纯数据驱动的深度学习模型，往往难以在缺失率较高的情况下，准确捕捉风速在复杂三维地形中的动态传播与因果对齐机制。</w:t>
+      </w:r>
+    </w:p>
+    <w:p>
+      <w:pPr>
         <w:pStyle w:val="2"/>
         <w:ind w:left="0"/>
       </w:pPr>
@@ -7680,11 +7706,380 @@
       </w:pPr>
       <w:r>
         <w:rPr>
-          <w:rFonts w:hint="eastAsia"/>
           <w:szCs w:val="28"/>
         </w:rPr>
-        <w:t>正文</w:t>
-      </w:r>
+        <w:t>设包含</w:t>
+      </w:r>
+      <w:r>
+        <w:rPr>
+          <w:szCs w:val="28"/>
+        </w:rPr>
+        <w:t xml:space="preserve"> </w:t>
+      </w:r>
+      <m:oMath>
+        <m:r>
+          <w:rPr>
+            <w:rFonts w:ascii="Cambria Math" w:hAnsi="Cambria Math" w:hint="eastAsia"/>
+            <w:szCs w:val="28"/>
+          </w:rPr>
+          <m:t>S</m:t>
+        </m:r>
+      </m:oMath>
+      <w:r>
+        <w:rPr>
+          <w:szCs w:val="28"/>
+        </w:rPr>
+        <w:t xml:space="preserve"> </w:t>
+      </w:r>
+      <w:r>
+        <w:rPr>
+          <w:szCs w:val="28"/>
+        </w:rPr>
+        <w:t>个气象监测站点的集合为</w:t>
+      </w:r>
+      <w:r>
+        <w:rPr>
+          <w:szCs w:val="28"/>
+        </w:rPr>
+        <w:t xml:space="preserve"> </w:t>
+      </w:r>
+      <m:oMath>
+        <m:r>
+          <m:rPr>
+            <m:scr m:val="script"/>
+            <m:sty m:val="p"/>
+          </m:rPr>
+          <w:rPr>
+            <w:rFonts w:ascii="Cambria Math" w:hAnsi="Cambria Math"/>
+            <w:szCs w:val="28"/>
+          </w:rPr>
+          <m:t>S</m:t>
+        </m:r>
+      </m:oMath>
+      <w:r>
+        <w:rPr>
+          <w:szCs w:val="28"/>
+        </w:rPr>
+        <w:t>，观测时间窗口长为</w:t>
+      </w:r>
+      <w:r>
+        <w:rPr>
+          <w:szCs w:val="28"/>
+        </w:rPr>
+        <w:t xml:space="preserve"> $W$</w:t>
+      </w:r>
+      <w:r>
+        <w:rPr>
+          <w:szCs w:val="28"/>
+        </w:rPr>
+        <w:t>。令</w:t>
+      </w:r>
+      <w:r>
+        <w:rPr>
+          <w:szCs w:val="28"/>
+        </w:rPr>
+        <w:t xml:space="preserve"> $\</w:t>
+      </w:r>
+      <w:proofErr w:type="spellStart"/>
+      <w:r>
+        <w:rPr>
+          <w:szCs w:val="28"/>
+        </w:rPr>
+        <w:t>mathbf</w:t>
+      </w:r>
+      <w:proofErr w:type="spellEnd"/>
+      <w:r>
+        <w:rPr>
+          <w:szCs w:val="28"/>
+        </w:rPr>
+        <w:t>{Y} \in \</w:t>
+      </w:r>
+      <w:proofErr w:type="spellStart"/>
+      <w:r>
+        <w:rPr>
+          <w:szCs w:val="28"/>
+        </w:rPr>
+        <w:t>mathbb</w:t>
+      </w:r>
+      <w:proofErr w:type="spellEnd"/>
+      <w:r>
+        <w:rPr>
+          <w:szCs w:val="28"/>
+        </w:rPr>
+        <w:t xml:space="preserve">{R}^{S \times W}$ </w:t>
+      </w:r>
+      <w:r>
+        <w:rPr>
+          <w:szCs w:val="28"/>
+        </w:rPr>
+        <w:t>表示风速观测矩阵，其中部分数据缺失，对应的指示矩阵记为</w:t>
+      </w:r>
+      <w:r>
+        <w:rPr>
+          <w:szCs w:val="28"/>
+        </w:rPr>
+        <w:t xml:space="preserve"> $\</w:t>
+      </w:r>
+      <w:proofErr w:type="spellStart"/>
+      <w:r>
+        <w:rPr>
+          <w:szCs w:val="28"/>
+        </w:rPr>
+        <w:t>mathbf</w:t>
+      </w:r>
+      <w:proofErr w:type="spellEnd"/>
+      <w:r>
+        <w:rPr>
+          <w:szCs w:val="28"/>
+        </w:rPr>
+        <w:t>{M} \in \{0,1\}^{S \times W}$</w:t>
+      </w:r>
+      <w:r>
+        <w:rPr>
+          <w:szCs w:val="28"/>
+        </w:rPr>
+        <w:t>（</w:t>
+      </w:r>
+      <w:r>
+        <w:rPr>
+          <w:szCs w:val="28"/>
+        </w:rPr>
+        <w:t>$m_{</w:t>
+      </w:r>
+      <w:proofErr w:type="spellStart"/>
+      <w:r>
+        <w:rPr>
+          <w:szCs w:val="28"/>
+        </w:rPr>
+        <w:t>s,t</w:t>
+      </w:r>
+      <w:proofErr w:type="spellEnd"/>
+      <w:r>
+        <w:rPr>
+          <w:szCs w:val="28"/>
+        </w:rPr>
+        <w:t xml:space="preserve">}=1$ </w:t>
+      </w:r>
+      <w:r>
+        <w:rPr>
+          <w:szCs w:val="28"/>
+        </w:rPr>
+        <w:t>表示时刻</w:t>
+      </w:r>
+      <w:r>
+        <w:rPr>
+          <w:szCs w:val="28"/>
+        </w:rPr>
+        <w:t xml:space="preserve"> $t$ </w:t>
+      </w:r>
+      <w:r>
+        <w:rPr>
+          <w:szCs w:val="28"/>
+        </w:rPr>
+        <w:t>站点</w:t>
+      </w:r>
+      <w:r>
+        <w:rPr>
+          <w:szCs w:val="28"/>
+        </w:rPr>
+        <w:t xml:space="preserve"> $s$ </w:t>
+      </w:r>
+      <w:r>
+        <w:rPr>
+          <w:szCs w:val="28"/>
+        </w:rPr>
+        <w:t>的风速被观测到，否则缺失）。此外，给定各站点配套的完整气象协变量矩阵</w:t>
+      </w:r>
+      <w:r>
+        <w:rPr>
+          <w:szCs w:val="28"/>
+        </w:rPr>
+        <w:t xml:space="preserve"> $\</w:t>
+      </w:r>
+      <w:proofErr w:type="spellStart"/>
+      <w:r>
+        <w:rPr>
+          <w:szCs w:val="28"/>
+        </w:rPr>
+        <w:t>mathbf</w:t>
+      </w:r>
+      <w:proofErr w:type="spellEnd"/>
+      <w:r>
+        <w:rPr>
+          <w:szCs w:val="28"/>
+        </w:rPr>
+        <w:t>{X} \in \</w:t>
+      </w:r>
+      <w:proofErr w:type="spellStart"/>
+      <w:r>
+        <w:rPr>
+          <w:szCs w:val="28"/>
+        </w:rPr>
+        <w:t>mathbb</w:t>
+      </w:r>
+      <w:proofErr w:type="spellEnd"/>
+      <w:r>
+        <w:rPr>
+          <w:szCs w:val="28"/>
+        </w:rPr>
+        <w:t>{R}^{S \times W \times P}$</w:t>
+      </w:r>
+      <w:r>
+        <w:rPr>
+          <w:szCs w:val="28"/>
+        </w:rPr>
+        <w:t>（包含代表风向的角度变量</w:t>
+      </w:r>
+      <w:r>
+        <w:rPr>
+          <w:szCs w:val="28"/>
+        </w:rPr>
+        <w:t xml:space="preserve"> $\Theta_{</w:t>
+      </w:r>
+      <w:proofErr w:type="spellStart"/>
+      <w:r>
+        <w:rPr>
+          <w:szCs w:val="28"/>
+        </w:rPr>
+        <w:t>s,t</w:t>
+      </w:r>
+      <w:proofErr w:type="spellEnd"/>
+      <w:r>
+        <w:rPr>
+          <w:szCs w:val="28"/>
+        </w:rPr>
+        <w:t xml:space="preserve">}$ </w:t>
+      </w:r>
+      <w:r>
+        <w:rPr>
+          <w:szCs w:val="28"/>
+        </w:rPr>
+        <w:t>等</w:t>
+      </w:r>
+      <w:r>
+        <w:rPr>
+          <w:szCs w:val="28"/>
+        </w:rPr>
+        <w:t xml:space="preserve"> $P$ </w:t>
+      </w:r>
+      <w:r>
+        <w:rPr>
+          <w:szCs w:val="28"/>
+        </w:rPr>
+        <w:t>个维度）以及站点的静态三维地理特征矩阵</w:t>
+      </w:r>
+      <w:r>
+        <w:rPr>
+          <w:szCs w:val="28"/>
+        </w:rPr>
+        <w:t xml:space="preserve"> $\</w:t>
+      </w:r>
+      <w:proofErr w:type="spellStart"/>
+      <w:r>
+        <w:rPr>
+          <w:szCs w:val="28"/>
+        </w:rPr>
+        <w:t>mathbf</w:t>
+      </w:r>
+      <w:proofErr w:type="spellEnd"/>
+      <w:r>
+        <w:rPr>
+          <w:szCs w:val="28"/>
+        </w:rPr>
+        <w:t>{Z} \in \</w:t>
+      </w:r>
+      <w:proofErr w:type="spellStart"/>
+      <w:r>
+        <w:rPr>
+          <w:szCs w:val="28"/>
+        </w:rPr>
+        <w:t>mathbb</w:t>
+      </w:r>
+      <w:proofErr w:type="spellEnd"/>
+      <w:r>
+        <w:rPr>
+          <w:szCs w:val="28"/>
+        </w:rPr>
+        <w:t xml:space="preserve">{R}^{S \times </w:t>
+      </w:r>
+      <w:proofErr w:type="spellStart"/>
+      <w:r>
+        <w:rPr>
+          <w:szCs w:val="28"/>
+        </w:rPr>
+        <w:t>D_z</w:t>
+      </w:r>
+      <w:proofErr w:type="spellEnd"/>
+      <w:r>
+        <w:rPr>
+          <w:szCs w:val="28"/>
+        </w:rPr>
+        <w:t>}$</w:t>
+      </w:r>
+      <w:r>
+        <w:rPr>
+          <w:szCs w:val="28"/>
+        </w:rPr>
+        <w:t>（包含统一坐标系下的横向坐标</w:t>
+      </w:r>
+      <w:r>
+        <w:rPr>
+          <w:szCs w:val="28"/>
+        </w:rPr>
+        <w:t xml:space="preserve"> $X$</w:t>
+      </w:r>
+      <w:r>
+        <w:rPr>
+          <w:szCs w:val="28"/>
+        </w:rPr>
+        <w:t>、纵向坐标</w:t>
+      </w:r>
+      <w:r>
+        <w:rPr>
+          <w:szCs w:val="28"/>
+        </w:rPr>
+        <w:t xml:space="preserve"> $Y$</w:t>
+      </w:r>
+      <w:r>
+        <w:rPr>
+          <w:szCs w:val="28"/>
+        </w:rPr>
+        <w:t>、海拔</w:t>
+      </w:r>
+      <w:r>
+        <w:rPr>
+          <w:szCs w:val="28"/>
+        </w:rPr>
+        <w:t xml:space="preserve"> $Z$ </w:t>
+      </w:r>
+      <w:r>
+        <w:rPr>
+          <w:szCs w:val="28"/>
+        </w:rPr>
+        <w:t>以及坡向</w:t>
+      </w:r>
+      <w:r>
+        <w:rPr>
+          <w:szCs w:val="28"/>
+        </w:rPr>
+        <w:t xml:space="preserve"> $\text{ASPECT}$</w:t>
+      </w:r>
+      <w:r>
+        <w:rPr>
+          <w:szCs w:val="28"/>
+        </w:rPr>
+        <w:t>）。</w:t>
+      </w:r>
+    </w:p>
+    <w:p>
+      <w:pPr>
+        <w:adjustRightInd w:val="0"/>
+        <w:ind w:firstLine="480"/>
+        <w:rPr>
+          <w:rFonts w:hint="eastAsia"/>
+          <w:szCs w:val="28"/>
+        </w:rPr>
+      </w:pPr>
     </w:p>
     <w:p>
       <w:pPr>
@@ -7797,6 +8192,7 @@
         <w:rPr>
           <w:rFonts w:hint="eastAsia"/>
         </w:rPr>
+        <w:lastRenderedPageBreak/>
         <w:t xml:space="preserve"> </w:t>
       </w:r>
       <w:bookmarkStart w:id="16" w:name="_Toc223355238"/>
@@ -11373,7 +11769,6 @@
   <w:style w:type="character" w:default="1" w:styleId="a2">
     <w:name w:val="Default Paragraph Font"/>
     <w:uiPriority w:val="1"/>
-    <w:semiHidden/>
     <w:unhideWhenUsed/>
   </w:style>
   <w:style w:type="table" w:default="1" w:styleId="a3">
@@ -12388,6 +12783,16 @@
     <w:unhideWhenUsed/>
     <w:rsid w:val="00DE326D"/>
   </w:style>
+  <w:style w:type="character" w:styleId="afff9">
+    <w:name w:val="Placeholder Text"/>
+    <w:basedOn w:val="a2"/>
+    <w:uiPriority w:val="99"/>
+    <w:semiHidden/>
+    <w:rsid w:val="004F6170"/>
+    <w:rPr>
+      <w:color w:val="666666"/>
+    </w:rPr>
+  </w:style>
 </w:styles>
 </file>
 
